--- a/生态环境调查报告工作.docx
+++ b/生态环境调查报告工作.docx
@@ -2,8 +2,19 @@
 <file path=word/document.xml><?xml version="1.0" encoding="utf-8"?>
 <w:document xmlns:wpc="http://schemas.microsoft.com/office/word/2010/wordprocessingCanvas" xmlns:cx="http://schemas.microsoft.com/office/drawing/2014/chartex" xmlns:cx1="http://schemas.microsoft.com/office/drawing/2015/9/8/chartex" xmlns:cx2="http://schemas.microsoft.com/office/drawing/2015/10/21/chartex" xmlns:cx3="http://schemas.microsoft.com/office/drawing/2016/5/9/chartex" xmlns:cx4="http://schemas.microsoft.com/office/drawing/2016/5/10/chartex" xmlns:cx5="http://schemas.microsoft.com/office/drawing/2016/5/11/chartex" xmlns:cx6="http://schemas.microsoft.com/office/drawing/2016/5/12/chartex" xmlns:cx7="http://schemas.microsoft.com/office/drawing/2016/5/13/chartex" xmlns:cx8="http://schemas.microsoft.com/office/drawing/2016/5/14/chartex" xmlns:mc="http://schemas.openxmlformats.org/markup-compatibility/2006" xmlns:aink="http://schemas.microsoft.com/office/drawing/2016/ink" xmlns:am3d="http://schemas.microsoft.com/office/drawing/2017/model3d" xmlns:o="urn:schemas-microsoft-com:office:office" xmlns:oel="http://schemas.microsoft.com/office/2019/extlst" xmlns:r="http://schemas.openxmlformats.org/officeDocument/2006/relationships" xmlns:m="http://schemas.openxmlformats.org/officeDocument/2006/math" xmlns:v="urn:schemas-microsoft-com:vml" xmlns:wp14="http://schemas.microsoft.com/office/word/2010/wordprocessingDrawing" xmlns:wp="http://schemas.openxmlformats.org/drawingml/2006/wordprocessingDrawing" xmlns:w10="urn:schemas-microsoft-com:office:word" xmlns:w="http://schemas.openxmlformats.org/wordprocessingml/2006/main" xmlns:w14="http://schemas.microsoft.com/office/word/2010/wordml" xmlns:w15="http://schemas.microsoft.com/office/word/2012/wordml" xmlns:w16cex="http://schemas.microsoft.com/office/word/2018/wordml/cex" xmlns:w16cid="http://schemas.microsoft.com/office/word/2016/wordml/cid" xmlns:w16="http://schemas.microsoft.com/office/word/2018/wordml" xmlns:w16du="http://schemas.microsoft.com/office/word/2023/wordml/word16du" xmlns:w16sdtdh="http://schemas.microsoft.com/office/word/2020/wordml/sdtdatahash" xmlns:w16sdtfl="http://schemas.microsoft.com/office/word/2024/wordml/sdtformatlock" xmlns:w16se="http://schemas.microsoft.com/office/word/2015/wordml/symex" xmlns:wpg="http://schemas.microsoft.com/office/word/2010/wordprocessingGroup" xmlns:wpi="http://schemas.microsoft.com/office/word/2010/wordprocessingInk" xmlns:wne="http://schemas.microsoft.com/office/word/2006/wordml" xmlns:wps="http://schemas.microsoft.com/office/word/2010/wordprocessingShape" mc:Ignorable="w14 w15 w16se w16cid w16 w16cex w16sdtdh w16sdtfl w16du wp14">
   <w:body>
-    <w:p/>
     <w:p>
+      <w:pPr>
+        <w:rPr>
+          <w:rFonts w:hint="eastAsia"/>
+        </w:rPr>
+      </w:pPr>
+    </w:p>
+    <w:p>
+      <w:pPr>
+        <w:rPr>
+          <w:rFonts w:hint="eastAsia"/>
+        </w:rPr>
+      </w:pPr>
       <w:r>
         <w:rPr>
           <w:rFonts w:hint="eastAsia"/>
@@ -219,30 +230,6 @@
       <w:r>
         <w:br/>
         <w:t>}</w:t>
-      </w:r>
-    </w:p>
-    <w:p/>
-    <w:p/>
-    <w:p/>
-    <w:p>
-      <w:r>
-        <w:t>鹈鹕（学名：</w:t>
-      </w:r>
-      <w:r>
-        <w:rPr>
-          <w:i/>
-          <w:iCs/>
-        </w:rPr>
-        <w:t>Pelecanus</w:t>
-      </w:r>
-      <w:r>
-        <w:t>）是鹈形目鹈鹕科动物的统称，又名塘鹅、伽蓝鸟、淘河等。鹈鹕是大型水鸟，雌雄相似，体型粗壮，适于飞翔和游泳，体长105-188cm，体重13kg。喙部宽大而直，上喙尖端向下弯曲，呈钩状，下喙具可扩张的大喉囊，可自由伸缩。舌小，但舌部肌肉发达。颈细长，飞行或休息时，颈部弯曲，能很好地支撑头部和嘴。全身羽毛密而短，羽色为白色、桃红色或浅灰褐色。尾短而宽，尾羽 20-24枚。翅膀宽大，翼展较宽，扇翅有力。腿部短而粗壮，趾间具蹼</w:t>
-      </w:r>
-      <w:r>
-        <w:rPr>
-          <w:rFonts w:hint="eastAsia"/>
-        </w:rPr>
-        <w:t>。</w:t>
       </w:r>
     </w:p>
     <w:p/>
@@ -252,9 +239,6 @@
           <w:rFonts w:hint="eastAsia"/>
         </w:rPr>
       </w:pPr>
-      <w:r>
-        <w:t>鹈鹕具有群居性，大部分种类通过群体协作捕鱼，它们会排列成一条直线或是“U”形，用翅膀扑打水面，从而迫使鱼类游入浅水区，当鱼类聚集在浅水区时，鹈鹕便用嘴将它们舀起来。褐鹈鹕则从空中俯冲捕食，袋状的大嘴像渔网一样能把鱼网住。鹈鹕食各种各样的鱼，从小鱼直至大的鱼类，此外，也食腐肉、卵、幼鸟、两栖类和甲壳类。</w:t>
-      </w:r>
     </w:p>
     <w:sectPr>
       <w:pgSz w:w="11906" w:h="16838"/>
@@ -926,6 +910,7 @@
   <w:style w:type="character" w:default="1" w:styleId="a0">
     <w:name w:val="Default Paragraph Font"/>
     <w:uiPriority w:val="1"/>
+    <w:semiHidden/>
     <w:unhideWhenUsed/>
   </w:style>
   <w:style w:type="table" w:default="1" w:styleId="a1">
